--- a/Sesion04a/Manual de Comandos Básicos de Docker.docx
+++ b/Sesion04a/Manual de Comandos Básicos de Docker.docx
@@ -76,6 +76,31 @@
           <w:szCs w:val="24"/>
         </w:rPr>
         <w:t xml:space="preserve"> esté funcionando correctamente, manipular contenedores e imágenes, y explorar algunos comandos de Linux en un entorno de contenedor.</w:t>
+      </w:r>
+      <w:r>
+        <w:rPr>
+          <w:rFonts w:ascii="Times New Roman" w:eastAsia="Times New Roman" w:hAnsi="Times New Roman" w:cs="Times New Roman"/>
+          <w:sz w:val="24"/>
+          <w:szCs w:val="24"/>
+        </w:rPr>
+        <w:t xml:space="preserve"> Estos comandos son </w:t>
+      </w:r>
+      <w:r>
+        <w:rPr>
+          <w:rFonts w:ascii="Times New Roman" w:eastAsia="Times New Roman" w:hAnsi="Times New Roman" w:cs="Times New Roman"/>
+          <w:b/>
+          <w:sz w:val="24"/>
+          <w:szCs w:val="24"/>
+        </w:rPr>
+        <w:t>imperativos</w:t>
+      </w:r>
+      <w:r>
+        <w:rPr>
+          <w:rFonts w:ascii="Times New Roman" w:eastAsia="Times New Roman" w:hAnsi="Times New Roman" w:cs="Times New Roman"/>
+          <w:sz w:val="24"/>
+          <w:szCs w:val="24"/>
+        </w:rPr>
+        <w:t xml:space="preserve"> por que se realizan paso a paso y se ve el resultado inmediatamente </w:t>
       </w:r>
     </w:p>
     <w:p>
@@ -216,14 +241,16 @@
           <w:rFonts w:ascii="Courier New" w:eastAsia="Times New Roman" w:hAnsi="Courier New" w:cs="Courier New"/>
           <w:sz w:val="20"/>
           <w:szCs w:val="20"/>
-        </w:rPr>
-      </w:pPr>
-      <w:proofErr w:type="spellStart"/>
-      <w:r>
-        <w:rPr>
-          <w:rFonts w:ascii="Courier New" w:eastAsia="Times New Roman" w:hAnsi="Courier New" w:cs="Courier New"/>
-          <w:sz w:val="20"/>
-          <w:szCs w:val="20"/>
+          <w:lang w:val="en-US"/>
+        </w:rPr>
+      </w:pPr>
+      <w:proofErr w:type="spellStart"/>
+      <w:r>
+        <w:rPr>
+          <w:rFonts w:ascii="Courier New" w:eastAsia="Times New Roman" w:hAnsi="Courier New" w:cs="Courier New"/>
+          <w:sz w:val="20"/>
+          <w:szCs w:val="20"/>
+          <w:lang w:val="en-US"/>
         </w:rPr>
         <w:t>docker</w:t>
       </w:r>
@@ -233,19 +260,10 @@
           <w:rFonts w:ascii="Courier New" w:eastAsia="Times New Roman" w:hAnsi="Courier New" w:cs="Courier New"/>
           <w:sz w:val="20"/>
           <w:szCs w:val="20"/>
-        </w:rPr>
-        <w:t xml:space="preserve"> run </w:t>
-      </w:r>
-      <w:proofErr w:type="spellStart"/>
-      <w:r>
-        <w:rPr>
-          <w:rFonts w:ascii="Courier New" w:eastAsia="Times New Roman" w:hAnsi="Courier New" w:cs="Courier New"/>
-          <w:sz w:val="20"/>
-          <w:szCs w:val="20"/>
-        </w:rPr>
-        <w:t>hello-world</w:t>
-      </w:r>
-      <w:proofErr w:type="spellEnd"/>
+          <w:lang w:val="en-US"/>
+        </w:rPr>
+        <w:t xml:space="preserve"> run hello-world</w:t>
+      </w:r>
     </w:p>
     <w:p>
       <w:pPr>
@@ -456,16 +474,14 @@
           <w:rFonts w:ascii="Courier New" w:eastAsia="Times New Roman" w:hAnsi="Courier New" w:cs="Courier New"/>
           <w:sz w:val="20"/>
           <w:szCs w:val="20"/>
-          <w:lang w:val="en-US"/>
-        </w:rPr>
-      </w:pPr>
-      <w:proofErr w:type="spellStart"/>
-      <w:r>
-        <w:rPr>
-          <w:rFonts w:ascii="Courier New" w:eastAsia="Times New Roman" w:hAnsi="Courier New" w:cs="Courier New"/>
-          <w:sz w:val="20"/>
-          <w:szCs w:val="20"/>
-          <w:lang w:val="en-US"/>
+        </w:rPr>
+      </w:pPr>
+      <w:proofErr w:type="spellStart"/>
+      <w:r>
+        <w:rPr>
+          <w:rFonts w:ascii="Courier New" w:eastAsia="Times New Roman" w:hAnsi="Courier New" w:cs="Courier New"/>
+          <w:sz w:val="20"/>
+          <w:szCs w:val="20"/>
         </w:rPr>
         <w:t>docker</w:t>
       </w:r>
@@ -475,17 +491,33 @@
           <w:rFonts w:ascii="Courier New" w:eastAsia="Times New Roman" w:hAnsi="Courier New" w:cs="Courier New"/>
           <w:sz w:val="20"/>
           <w:szCs w:val="20"/>
-          <w:lang w:val="en-US"/>
-        </w:rPr>
-        <w:t xml:space="preserve"> run -it </w:t>
-      </w:r>
-      <w:proofErr w:type="spellStart"/>
-      <w:r>
-        <w:rPr>
-          <w:rFonts w:ascii="Courier New" w:eastAsia="Times New Roman" w:hAnsi="Courier New" w:cs="Courier New"/>
-          <w:sz w:val="20"/>
-          <w:szCs w:val="20"/>
-          <w:lang w:val="en-US"/>
+        </w:rPr>
+        <w:t xml:space="preserve"> run -</w:t>
+      </w:r>
+      <w:proofErr w:type="spellStart"/>
+      <w:r>
+        <w:rPr>
+          <w:rFonts w:ascii="Courier New" w:eastAsia="Times New Roman" w:hAnsi="Courier New" w:cs="Courier New"/>
+          <w:sz w:val="20"/>
+          <w:szCs w:val="20"/>
+        </w:rPr>
+        <w:t>it</w:t>
+      </w:r>
+      <w:proofErr w:type="spellEnd"/>
+      <w:r>
+        <w:rPr>
+          <w:rFonts w:ascii="Courier New" w:eastAsia="Times New Roman" w:hAnsi="Courier New" w:cs="Courier New"/>
+          <w:sz w:val="20"/>
+          <w:szCs w:val="20"/>
+        </w:rPr>
+        <w:t xml:space="preserve"> </w:t>
+      </w:r>
+      <w:proofErr w:type="spellStart"/>
+      <w:r>
+        <w:rPr>
+          <w:rFonts w:ascii="Courier New" w:eastAsia="Times New Roman" w:hAnsi="Courier New" w:cs="Courier New"/>
+          <w:sz w:val="20"/>
+          <w:szCs w:val="20"/>
         </w:rPr>
         <w:t>ubuntu</w:t>
       </w:r>
@@ -495,30 +527,30 @@
           <w:rFonts w:ascii="Courier New" w:eastAsia="Times New Roman" w:hAnsi="Courier New" w:cs="Courier New"/>
           <w:sz w:val="20"/>
           <w:szCs w:val="20"/>
-          <w:lang w:val="en-US"/>
-        </w:rPr>
-        <w:t xml:space="preserve"> bash</w:t>
-      </w:r>
-    </w:p>
-    <w:p>
-      <w:pPr>
-        <w:spacing w:before="100" w:beforeAutospacing="1" w:after="100" w:afterAutospacing="1" w:line="240" w:lineRule="auto"/>
-        <w:outlineLvl w:val="3"/>
-        <w:rPr>
-          <w:rFonts w:ascii="Times New Roman" w:eastAsia="Times New Roman" w:hAnsi="Times New Roman" w:cs="Times New Roman"/>
-          <w:b/>
-          <w:bCs/>
-          <w:sz w:val="24"/>
-          <w:szCs w:val="24"/>
-        </w:rPr>
-      </w:pPr>
-      <w:r>
-        <w:rPr>
-          <w:rFonts w:ascii="Times New Roman" w:eastAsia="Times New Roman" w:hAnsi="Times New Roman" w:cs="Times New Roman"/>
-          <w:b/>
-          <w:bCs/>
-          <w:sz w:val="24"/>
-          <w:szCs w:val="24"/>
+        </w:rPr>
+        <w:t xml:space="preserve"> </w:t>
+      </w:r>
+      <w:proofErr w:type="spellStart"/>
+      <w:r>
+        <w:rPr>
+          <w:rFonts w:ascii="Courier New" w:eastAsia="Times New Roman" w:hAnsi="Courier New" w:cs="Courier New"/>
+          <w:sz w:val="20"/>
+          <w:szCs w:val="20"/>
+        </w:rPr>
+        <w:t>bash</w:t>
+      </w:r>
+      <w:proofErr w:type="spellEnd"/>
+    </w:p>
+    <w:p>
+      <w:pPr>
+        <w:pStyle w:val="Ttulo2"/>
+        <w:rPr>
+          <w:rFonts w:eastAsia="Times New Roman"/>
+        </w:rPr>
+      </w:pPr>
+      <w:r>
+        <w:rPr>
+          <w:rFonts w:eastAsia="Times New Roman"/>
         </w:rPr>
         <w:t>2. Listar los contenedores</w:t>
       </w:r>
@@ -1076,61 +1108,35 @@
     </w:p>
     <w:p>
       <w:pPr>
-        <w:spacing w:before="100" w:beforeAutospacing="1" w:after="100" w:afterAutospacing="1" w:line="240" w:lineRule="auto"/>
-        <w:outlineLvl w:val="3"/>
-        <w:rPr>
-          <w:rFonts w:ascii="Times New Roman" w:eastAsia="Times New Roman" w:hAnsi="Times New Roman" w:cs="Times New Roman"/>
-          <w:b/>
-          <w:bCs/>
-          <w:sz w:val="24"/>
-          <w:szCs w:val="24"/>
-          <w:lang w:val="en-US"/>
-        </w:rPr>
-      </w:pPr>
-      <w:r>
-        <w:rPr>
-          <w:rFonts w:ascii="Times New Roman" w:eastAsia="Times New Roman" w:hAnsi="Times New Roman" w:cs="Times New Roman"/>
-          <w:b/>
-          <w:bCs/>
-          <w:sz w:val="24"/>
-          <w:szCs w:val="24"/>
-          <w:lang w:val="en-US"/>
+        <w:pStyle w:val="Ttulo2"/>
+        <w:rPr>
+          <w:rFonts w:eastAsia="Times New Roman"/>
+        </w:rPr>
+      </w:pPr>
+      <w:r>
+        <w:rPr>
+          <w:rFonts w:eastAsia="Times New Roman"/>
         </w:rPr>
         <w:t xml:space="preserve">3. </w:t>
       </w:r>
       <w:proofErr w:type="spellStart"/>
       <w:r>
         <w:rPr>
-          <w:rFonts w:ascii="Times New Roman" w:eastAsia="Times New Roman" w:hAnsi="Times New Roman" w:cs="Times New Roman"/>
-          <w:b/>
-          <w:bCs/>
-          <w:sz w:val="24"/>
-          <w:szCs w:val="24"/>
-          <w:lang w:val="en-US"/>
+          <w:rFonts w:eastAsia="Times New Roman"/>
         </w:rPr>
         <w:t>Listar</w:t>
       </w:r>
       <w:proofErr w:type="spellEnd"/>
       <w:r>
         <w:rPr>
-          <w:rFonts w:ascii="Times New Roman" w:eastAsia="Times New Roman" w:hAnsi="Times New Roman" w:cs="Times New Roman"/>
-          <w:b/>
-          <w:bCs/>
-          <w:sz w:val="24"/>
-          <w:szCs w:val="24"/>
-          <w:lang w:val="en-US"/>
+          <w:rFonts w:eastAsia="Times New Roman"/>
         </w:rPr>
         <w:t xml:space="preserve"> las </w:t>
       </w:r>
       <w:proofErr w:type="spellStart"/>
       <w:r>
         <w:rPr>
-          <w:rFonts w:ascii="Times New Roman" w:eastAsia="Times New Roman" w:hAnsi="Times New Roman" w:cs="Times New Roman"/>
-          <w:b/>
-          <w:bCs/>
-          <w:sz w:val="24"/>
-          <w:szCs w:val="24"/>
-          <w:lang w:val="en-US"/>
+          <w:rFonts w:eastAsia="Times New Roman"/>
         </w:rPr>
         <w:t>imágenes</w:t>
       </w:r>
@@ -1358,56 +1364,35 @@
     </w:p>
     <w:p>
       <w:pPr>
-        <w:spacing w:before="100" w:beforeAutospacing="1" w:after="100" w:afterAutospacing="1" w:line="240" w:lineRule="auto"/>
-        <w:outlineLvl w:val="3"/>
-        <w:rPr>
-          <w:rFonts w:ascii="Times New Roman" w:eastAsia="Times New Roman" w:hAnsi="Times New Roman" w:cs="Times New Roman"/>
-          <w:b/>
-          <w:bCs/>
-          <w:sz w:val="24"/>
-          <w:szCs w:val="24"/>
-        </w:rPr>
-      </w:pPr>
-      <w:r>
-        <w:rPr>
-          <w:rFonts w:ascii="Times New Roman" w:eastAsia="Times New Roman" w:hAnsi="Times New Roman" w:cs="Times New Roman"/>
-          <w:b/>
-          <w:bCs/>
-          <w:sz w:val="24"/>
-          <w:szCs w:val="24"/>
+        <w:pStyle w:val="Ttulo2"/>
+        <w:rPr>
+          <w:rFonts w:eastAsia="Times New Roman"/>
+        </w:rPr>
+      </w:pPr>
+      <w:r>
+        <w:rPr>
+          <w:rFonts w:eastAsia="Times New Roman"/>
         </w:rPr>
         <w:t xml:space="preserve">4. Descargar una imagen desde </w:t>
       </w:r>
       <w:proofErr w:type="spellStart"/>
       <w:r>
         <w:rPr>
-          <w:rFonts w:ascii="Times New Roman" w:eastAsia="Times New Roman" w:hAnsi="Times New Roman" w:cs="Times New Roman"/>
-          <w:b/>
-          <w:bCs/>
-          <w:sz w:val="24"/>
-          <w:szCs w:val="24"/>
+          <w:rFonts w:eastAsia="Times New Roman"/>
         </w:rPr>
         <w:t>Docker</w:t>
       </w:r>
       <w:proofErr w:type="spellEnd"/>
       <w:r>
         <w:rPr>
-          <w:rFonts w:ascii="Times New Roman" w:eastAsia="Times New Roman" w:hAnsi="Times New Roman" w:cs="Times New Roman"/>
-          <w:b/>
-          <w:bCs/>
-          <w:sz w:val="24"/>
-          <w:szCs w:val="24"/>
+          <w:rFonts w:eastAsia="Times New Roman"/>
         </w:rPr>
         <w:t xml:space="preserve"> </w:t>
       </w:r>
       <w:proofErr w:type="spellStart"/>
       <w:r>
         <w:rPr>
-          <w:rFonts w:ascii="Times New Roman" w:eastAsia="Times New Roman" w:hAnsi="Times New Roman" w:cs="Times New Roman"/>
-          <w:b/>
-          <w:bCs/>
-          <w:sz w:val="24"/>
-          <w:szCs w:val="24"/>
+          <w:rFonts w:eastAsia="Times New Roman"/>
         </w:rPr>
         <w:t>Hub</w:t>
       </w:r>
@@ -1648,23 +1633,14 @@
     </w:p>
     <w:p>
       <w:pPr>
-        <w:spacing w:before="100" w:beforeAutospacing="1" w:after="100" w:afterAutospacing="1" w:line="240" w:lineRule="auto"/>
-        <w:outlineLvl w:val="3"/>
-        <w:rPr>
-          <w:rFonts w:ascii="Times New Roman" w:eastAsia="Times New Roman" w:hAnsi="Times New Roman" w:cs="Times New Roman"/>
-          <w:b/>
-          <w:bCs/>
-          <w:sz w:val="24"/>
-          <w:szCs w:val="24"/>
-        </w:rPr>
-      </w:pPr>
-      <w:r>
-        <w:rPr>
-          <w:rFonts w:ascii="Times New Roman" w:eastAsia="Times New Roman" w:hAnsi="Times New Roman" w:cs="Times New Roman"/>
-          <w:b/>
-          <w:bCs/>
-          <w:sz w:val="24"/>
-          <w:szCs w:val="24"/>
+        <w:pStyle w:val="Ttulo2"/>
+        <w:rPr>
+          <w:rFonts w:eastAsia="Times New Roman"/>
+        </w:rPr>
+      </w:pPr>
+      <w:r>
+        <w:rPr>
+          <w:rFonts w:eastAsia="Times New Roman"/>
         </w:rPr>
         <w:t>5. Visualizar la lista de imágenes y contenedores</w:t>
       </w:r>
@@ -1694,23 +1670,14 @@
     </w:p>
     <w:p>
       <w:pPr>
-        <w:spacing w:before="100" w:beforeAutospacing="1" w:after="100" w:afterAutospacing="1" w:line="240" w:lineRule="auto"/>
-        <w:outlineLvl w:val="3"/>
-        <w:rPr>
-          <w:rFonts w:ascii="Times New Roman" w:eastAsia="Times New Roman" w:hAnsi="Times New Roman" w:cs="Times New Roman"/>
-          <w:b/>
-          <w:bCs/>
-          <w:sz w:val="24"/>
-          <w:szCs w:val="24"/>
-        </w:rPr>
-      </w:pPr>
-      <w:r>
-        <w:rPr>
-          <w:rFonts w:ascii="Times New Roman" w:eastAsia="Times New Roman" w:hAnsi="Times New Roman" w:cs="Times New Roman"/>
-          <w:b/>
-          <w:bCs/>
-          <w:sz w:val="24"/>
-          <w:szCs w:val="24"/>
+        <w:pStyle w:val="Ttulo2"/>
+        <w:rPr>
+          <w:rFonts w:eastAsia="Times New Roman"/>
+        </w:rPr>
+      </w:pPr>
+      <w:r>
+        <w:rPr>
+          <w:rFonts w:eastAsia="Times New Roman"/>
         </w:rPr>
         <w:t>6. Crear un contenedor</w:t>
       </w:r>
@@ -2027,23 +1994,14 @@
     </w:p>
     <w:p>
       <w:pPr>
-        <w:spacing w:before="100" w:beforeAutospacing="1" w:after="100" w:afterAutospacing="1" w:line="240" w:lineRule="auto"/>
-        <w:outlineLvl w:val="3"/>
-        <w:rPr>
-          <w:rFonts w:ascii="Times New Roman" w:eastAsia="Times New Roman" w:hAnsi="Times New Roman" w:cs="Times New Roman"/>
-          <w:b/>
-          <w:bCs/>
-          <w:sz w:val="24"/>
-          <w:szCs w:val="24"/>
-        </w:rPr>
-      </w:pPr>
-      <w:r>
-        <w:rPr>
-          <w:rFonts w:ascii="Times New Roman" w:eastAsia="Times New Roman" w:hAnsi="Times New Roman" w:cs="Times New Roman"/>
-          <w:b/>
-          <w:bCs/>
-          <w:sz w:val="24"/>
-          <w:szCs w:val="24"/>
+        <w:pStyle w:val="Ttulo2"/>
+        <w:rPr>
+          <w:rFonts w:eastAsia="Times New Roman"/>
+        </w:rPr>
+      </w:pPr>
+      <w:r>
+        <w:rPr>
+          <w:rFonts w:eastAsia="Times New Roman"/>
         </w:rPr>
         <w:t>7. Verificar imágenes y contenedores</w:t>
       </w:r>
@@ -2073,24 +2031,16 @@
     </w:p>
     <w:p>
       <w:pPr>
-        <w:spacing w:before="100" w:beforeAutospacing="1" w:after="100" w:afterAutospacing="1" w:line="240" w:lineRule="auto"/>
-        <w:outlineLvl w:val="3"/>
-        <w:rPr>
-          <w:rFonts w:ascii="Times New Roman" w:eastAsia="Times New Roman" w:hAnsi="Times New Roman" w:cs="Times New Roman"/>
-          <w:b/>
-          <w:bCs/>
-          <w:sz w:val="24"/>
-          <w:szCs w:val="24"/>
-        </w:rPr>
-      </w:pPr>
-      <w:r>
-        <w:rPr>
-          <w:rFonts w:ascii="Times New Roman" w:eastAsia="Times New Roman" w:hAnsi="Times New Roman" w:cs="Times New Roman"/>
-          <w:b/>
-          <w:bCs/>
-          <w:sz w:val="24"/>
-          <w:szCs w:val="24"/>
-        </w:rPr>
+        <w:pStyle w:val="Ttulo2"/>
+        <w:rPr>
+          <w:rFonts w:eastAsia="Times New Roman"/>
+        </w:rPr>
+      </w:pPr>
+      <w:r>
+        <w:rPr>
+          <w:rFonts w:eastAsia="Times New Roman"/>
+        </w:rPr>
+        <w:lastRenderedPageBreak/>
         <w:t>8. Iniciar el contenedor</w:t>
       </w:r>
     </w:p>
@@ -2115,7 +2065,6 @@
           <w:sz w:val="24"/>
           <w:szCs w:val="24"/>
         </w:rPr>
-        <w:lastRenderedPageBreak/>
         <w:t xml:space="preserve">Usa el ID del contenedor creado en el paso anterior para iniciarlo. </w:t>
       </w:r>
       <w:proofErr w:type="spellStart"/>
@@ -2356,78 +2305,53 @@
     </w:p>
     <w:p>
       <w:pPr>
+        <w:pStyle w:val="Ttulo2"/>
+        <w:rPr>
+          <w:rFonts w:eastAsia="Times New Roman"/>
+        </w:rPr>
+      </w:pPr>
+      <w:r>
+        <w:rPr>
+          <w:rFonts w:eastAsia="Times New Roman"/>
+        </w:rPr>
+        <w:t xml:space="preserve">9. </w:t>
+      </w:r>
+      <w:r>
+        <w:rPr>
+          <w:rFonts w:eastAsia="Times New Roman"/>
+        </w:rPr>
+        <w:t>Usando -a para Ver la Salida de un Contenedor en Tiempo Real</w:t>
+      </w:r>
+    </w:p>
+    <w:p>
+      <w:pPr>
+        <w:spacing w:before="100" w:beforeAutospacing="1" w:after="100" w:afterAutospacing="1" w:line="240" w:lineRule="auto"/>
+        <w:ind w:left="360"/>
+        <w:rPr>
+          <w:rFonts w:ascii="Times New Roman" w:eastAsia="Times New Roman" w:hAnsi="Times New Roman" w:cs="Times New Roman"/>
+          <w:sz w:val="24"/>
+          <w:szCs w:val="24"/>
+        </w:rPr>
+      </w:pPr>
+      <w:r>
+        <w:rPr>
+          <w:rFonts w:ascii="Times New Roman" w:eastAsia="Times New Roman" w:hAnsi="Times New Roman" w:cs="Times New Roman"/>
+          <w:b/>
+          <w:bCs/>
+          <w:sz w:val="24"/>
+          <w:szCs w:val="24"/>
+        </w:rPr>
+        <w:t>Crear un Contenedor que Imprima Mensajes y se Detenga</w:t>
+      </w:r>
+    </w:p>
+    <w:p>
+      <w:pPr>
         <w:spacing w:before="100" w:beforeAutospacing="1" w:after="100" w:afterAutospacing="1" w:line="240" w:lineRule="auto"/>
         <w:ind w:left="720"/>
         <w:rPr>
-          <w:rFonts w:ascii="Times New Roman" w:eastAsia="Times New Roman" w:hAnsi="Times New Roman" w:cs="Times New Roman"/>
-          <w:sz w:val="24"/>
-          <w:szCs w:val="24"/>
-        </w:rPr>
-      </w:pPr>
-    </w:p>
-    <w:p>
-      <w:pPr>
-        <w:spacing w:before="100" w:beforeAutospacing="1" w:after="100" w:afterAutospacing="1" w:line="240" w:lineRule="auto"/>
-        <w:outlineLvl w:val="3"/>
-        <w:rPr>
-          <w:rFonts w:ascii="Times New Roman" w:eastAsia="Times New Roman" w:hAnsi="Times New Roman" w:cs="Times New Roman"/>
-          <w:b/>
-          <w:bCs/>
-          <w:sz w:val="24"/>
-          <w:szCs w:val="24"/>
-        </w:rPr>
-      </w:pPr>
-      <w:r>
-        <w:rPr>
-          <w:rFonts w:ascii="Times New Roman" w:eastAsia="Times New Roman" w:hAnsi="Times New Roman" w:cs="Times New Roman"/>
-          <w:b/>
-          <w:bCs/>
-          <w:sz w:val="24"/>
-          <w:szCs w:val="24"/>
-        </w:rPr>
-        <w:t xml:space="preserve">9. </w:t>
-      </w:r>
-      <w:r>
-        <w:rPr>
-          <w:rFonts w:ascii="Times New Roman" w:eastAsia="Times New Roman" w:hAnsi="Times New Roman" w:cs="Times New Roman"/>
-          <w:b/>
-          <w:bCs/>
-          <w:sz w:val="24"/>
-          <w:szCs w:val="24"/>
-        </w:rPr>
-        <w:t>Usando -a para Ver la Salida de un Contenedor en Tiempo Real</w:t>
-      </w:r>
-    </w:p>
-    <w:p>
-      <w:pPr>
-        <w:spacing w:before="100" w:beforeAutospacing="1" w:after="100" w:afterAutospacing="1" w:line="240" w:lineRule="auto"/>
-        <w:ind w:left="360"/>
-        <w:rPr>
-          <w:rFonts w:ascii="Times New Roman" w:eastAsia="Times New Roman" w:hAnsi="Times New Roman" w:cs="Times New Roman"/>
-          <w:sz w:val="24"/>
-          <w:szCs w:val="24"/>
-        </w:rPr>
-      </w:pPr>
-      <w:r>
-        <w:rPr>
-          <w:rFonts w:ascii="Times New Roman" w:eastAsia="Times New Roman" w:hAnsi="Times New Roman" w:cs="Times New Roman"/>
-          <w:b/>
-          <w:bCs/>
-          <w:sz w:val="24"/>
-          <w:szCs w:val="24"/>
-        </w:rPr>
-        <w:t>Crear un Contenedor que Imprima Mensajes y se Detenga</w:t>
-      </w:r>
-    </w:p>
-    <w:p>
-      <w:pPr>
-        <w:spacing w:before="100" w:beforeAutospacing="1" w:after="100" w:afterAutospacing="1" w:line="240" w:lineRule="auto"/>
-        <w:ind w:left="720"/>
-        <w:rPr>
-          <w:rFonts w:ascii="Courier New" w:eastAsia="Times New Roman" w:hAnsi="Courier New" w:cs="Courier New"/>
-          <w:sz w:val="20"/>
-          <w:szCs w:val="20"/>
-          <w:lang w:val="en-US"/>
+          <w:rFonts w:ascii="Courier New" w:eastAsia="Times New Roman" w:hAnsi="Courier New" w:cs="Courier New"/>
+          <w:sz w:val="20"/>
+          <w:szCs w:val="20"/>
         </w:rPr>
       </w:pPr>
       <w:r>
@@ -2963,37 +2887,15 @@
           <w:rFonts w:ascii="Times New Roman" w:eastAsia="Times New Roman" w:hAnsi="Times New Roman" w:cs="Times New Roman"/>
           <w:sz w:val="24"/>
           <w:szCs w:val="24"/>
-          <w:lang w:val="en-US"/>
-        </w:rPr>
-      </w:pPr>
-      <w:r>
-        <w:rPr>
-          <w:rFonts w:ascii="Times New Roman" w:eastAsia="Times New Roman" w:hAnsi="Times New Roman" w:cs="Times New Roman"/>
-          <w:sz w:val="24"/>
-          <w:szCs w:val="24"/>
-          <w:lang w:val="en-US"/>
-        </w:rPr>
-        <w:t xml:space="preserve">Este </w:t>
-      </w:r>
-      <w:proofErr w:type="spellStart"/>
-      <w:r>
-        <w:rPr>
-          <w:rFonts w:ascii="Times New Roman" w:eastAsia="Times New Roman" w:hAnsi="Times New Roman" w:cs="Times New Roman"/>
-          <w:sz w:val="24"/>
-          <w:szCs w:val="24"/>
-          <w:lang w:val="en-US"/>
-        </w:rPr>
-        <w:t>comando</w:t>
-      </w:r>
-      <w:proofErr w:type="spellEnd"/>
-      <w:r>
-        <w:rPr>
-          <w:rFonts w:ascii="Times New Roman" w:eastAsia="Times New Roman" w:hAnsi="Times New Roman" w:cs="Times New Roman"/>
-          <w:sz w:val="24"/>
-          <w:szCs w:val="24"/>
-          <w:lang w:val="en-US"/>
-        </w:rPr>
-        <w:t>:</w:t>
+        </w:rPr>
+      </w:pPr>
+      <w:r>
+        <w:rPr>
+          <w:rFonts w:ascii="Times New Roman" w:eastAsia="Times New Roman" w:hAnsi="Times New Roman" w:cs="Times New Roman"/>
+          <w:sz w:val="24"/>
+          <w:szCs w:val="24"/>
+        </w:rPr>
+        <w:t>Este comando:</w:t>
       </w:r>
     </w:p>
     <w:p>
@@ -3066,40 +2968,16 @@
           <w:rFonts w:ascii="Times New Roman" w:eastAsia="Times New Roman" w:hAnsi="Times New Roman" w:cs="Times New Roman"/>
           <w:sz w:val="24"/>
           <w:szCs w:val="24"/>
-          <w:lang w:val="en-US"/>
-        </w:rPr>
-      </w:pPr>
-      <w:proofErr w:type="spellStart"/>
-      <w:r>
-        <w:rPr>
-          <w:rFonts w:ascii="Times New Roman" w:eastAsia="Times New Roman" w:hAnsi="Times New Roman" w:cs="Times New Roman"/>
-          <w:sz w:val="24"/>
-          <w:szCs w:val="24"/>
-          <w:lang w:val="en-US"/>
-        </w:rPr>
-        <w:t>Salida</w:t>
-      </w:r>
-      <w:proofErr w:type="spellEnd"/>
-      <w:r>
-        <w:rPr>
-          <w:rFonts w:ascii="Times New Roman" w:eastAsia="Times New Roman" w:hAnsi="Times New Roman" w:cs="Times New Roman"/>
-          <w:sz w:val="24"/>
-          <w:szCs w:val="24"/>
-          <w:lang w:val="en-US"/>
-        </w:rPr>
-        <w:t xml:space="preserve"> </w:t>
-      </w:r>
-      <w:proofErr w:type="spellStart"/>
-      <w:r>
-        <w:rPr>
-          <w:rFonts w:ascii="Times New Roman" w:eastAsia="Times New Roman" w:hAnsi="Times New Roman" w:cs="Times New Roman"/>
-          <w:sz w:val="24"/>
-          <w:szCs w:val="24"/>
-          <w:lang w:val="en-US"/>
-        </w:rPr>
-        <w:t>Esperada</w:t>
-      </w:r>
-      <w:proofErr w:type="spellEnd"/>
+        </w:rPr>
+      </w:pPr>
+      <w:r>
+        <w:rPr>
+          <w:rFonts w:ascii="Times New Roman" w:eastAsia="Times New Roman" w:hAnsi="Times New Roman" w:cs="Times New Roman"/>
+          <w:sz w:val="24"/>
+          <w:szCs w:val="24"/>
+        </w:rPr>
+        <w:t>Salida Esperada</w:t>
+      </w:r>
     </w:p>
     <w:p>
       <w:pPr>
@@ -3209,6 +3087,7 @@
           <w:sz w:val="20"/>
           <w:szCs w:val="20"/>
         </w:rPr>
+        <w:lastRenderedPageBreak/>
         <w:t>Fin del script</w:t>
       </w:r>
     </w:p>
@@ -3232,7 +3111,6 @@
           <w:sz w:val="24"/>
           <w:szCs w:val="24"/>
         </w:rPr>
-        <w:lastRenderedPageBreak/>
         <w:t xml:space="preserve">Usar </w:t>
       </w:r>
       <w:proofErr w:type="spellStart"/>
@@ -3369,40 +3247,16 @@
           <w:rFonts w:ascii="Times New Roman" w:eastAsia="Times New Roman" w:hAnsi="Times New Roman" w:cs="Times New Roman"/>
           <w:sz w:val="24"/>
           <w:szCs w:val="24"/>
-          <w:lang w:val="en-US"/>
-        </w:rPr>
-      </w:pPr>
-      <w:proofErr w:type="spellStart"/>
-      <w:r>
-        <w:rPr>
-          <w:rFonts w:ascii="Times New Roman" w:eastAsia="Times New Roman" w:hAnsi="Times New Roman" w:cs="Times New Roman"/>
-          <w:sz w:val="24"/>
-          <w:szCs w:val="24"/>
-          <w:lang w:val="en-US"/>
-        </w:rPr>
-        <w:t>Salida</w:t>
-      </w:r>
-      <w:proofErr w:type="spellEnd"/>
-      <w:r>
-        <w:rPr>
-          <w:rFonts w:ascii="Times New Roman" w:eastAsia="Times New Roman" w:hAnsi="Times New Roman" w:cs="Times New Roman"/>
-          <w:sz w:val="24"/>
-          <w:szCs w:val="24"/>
-          <w:lang w:val="en-US"/>
-        </w:rPr>
-        <w:t xml:space="preserve"> </w:t>
-      </w:r>
-      <w:proofErr w:type="spellStart"/>
-      <w:r>
-        <w:rPr>
-          <w:rFonts w:ascii="Times New Roman" w:eastAsia="Times New Roman" w:hAnsi="Times New Roman" w:cs="Times New Roman"/>
-          <w:sz w:val="24"/>
-          <w:szCs w:val="24"/>
-          <w:lang w:val="en-US"/>
-        </w:rPr>
-        <w:t>Esperada</w:t>
-      </w:r>
-      <w:proofErr w:type="spellEnd"/>
+        </w:rPr>
+      </w:pPr>
+      <w:r>
+        <w:rPr>
+          <w:rFonts w:ascii="Times New Roman" w:eastAsia="Times New Roman" w:hAnsi="Times New Roman" w:cs="Times New Roman"/>
+          <w:sz w:val="24"/>
+          <w:szCs w:val="24"/>
+        </w:rPr>
+        <w:t>Salida Esperada</w:t>
+      </w:r>
     </w:p>
     <w:p>
       <w:pPr>
@@ -3491,7 +3345,7 @@
           <w:sz w:val="27"/>
           <w:szCs w:val="27"/>
         </w:rPr>
-        <w:t xml:space="preserve">Explicación del Uso de </w:t>
+        <w:t xml:space="preserve">Uso de </w:t>
       </w:r>
       <w:r>
         <w:rPr>
@@ -3577,43 +3431,26 @@
     </w:p>
     <w:p>
       <w:pPr>
-        <w:spacing w:before="100" w:beforeAutospacing="1" w:after="100" w:afterAutospacing="1" w:line="240" w:lineRule="auto"/>
-        <w:outlineLvl w:val="3"/>
-        <w:rPr>
-          <w:rFonts w:ascii="Times New Roman" w:eastAsia="Times New Roman" w:hAnsi="Times New Roman" w:cs="Times New Roman"/>
-          <w:b/>
-          <w:bCs/>
-          <w:sz w:val="24"/>
-          <w:szCs w:val="24"/>
-        </w:rPr>
-      </w:pPr>
-      <w:r>
-        <w:rPr>
-          <w:rFonts w:ascii="Times New Roman" w:eastAsia="Times New Roman" w:hAnsi="Times New Roman" w:cs="Times New Roman"/>
-          <w:b/>
-          <w:bCs/>
-          <w:sz w:val="24"/>
-          <w:szCs w:val="24"/>
+        <w:pStyle w:val="Ttulo2"/>
+        <w:rPr>
+          <w:rFonts w:eastAsia="Times New Roman"/>
+        </w:rPr>
+      </w:pPr>
+      <w:r>
+        <w:rPr>
+          <w:rFonts w:eastAsia="Times New Roman"/>
         </w:rPr>
         <w:t>10</w:t>
       </w:r>
       <w:r>
         <w:rPr>
-          <w:rFonts w:ascii="Times New Roman" w:eastAsia="Times New Roman" w:hAnsi="Times New Roman" w:cs="Times New Roman"/>
-          <w:b/>
-          <w:bCs/>
-          <w:sz w:val="24"/>
-          <w:szCs w:val="24"/>
+          <w:rFonts w:eastAsia="Times New Roman"/>
         </w:rPr>
         <w:t xml:space="preserve">. </w:t>
       </w:r>
       <w:r>
         <w:rPr>
-          <w:rFonts w:ascii="Times New Roman" w:eastAsia="Times New Roman" w:hAnsi="Times New Roman" w:cs="Times New Roman"/>
-          <w:b/>
-          <w:bCs/>
-          <w:sz w:val="24"/>
-          <w:szCs w:val="24"/>
+          <w:rFonts w:eastAsia="Times New Roman"/>
         </w:rPr>
         <w:t>Ingresar a la Consola del Contenedor</w:t>
       </w:r>
@@ -3776,23 +3613,7 @@
           <w:sz w:val="24"/>
           <w:szCs w:val="24"/>
         </w:rPr>
-        <w:t xml:space="preserve">Para ingresar a la consola de un contenedor </w:t>
-      </w:r>
-      <w:r>
-        <w:rPr>
-          <w:rFonts w:ascii="Times New Roman" w:eastAsia="Times New Roman" w:hAnsi="Times New Roman" w:cs="Times New Roman"/>
-          <w:sz w:val="24"/>
-          <w:szCs w:val="24"/>
-        </w:rPr>
-        <w:t>Ubuntu detenido</w:t>
-      </w:r>
-      <w:r>
-        <w:rPr>
-          <w:rFonts w:ascii="Times New Roman" w:eastAsia="Times New Roman" w:hAnsi="Times New Roman" w:cs="Times New Roman"/>
-          <w:sz w:val="24"/>
-          <w:szCs w:val="24"/>
-        </w:rPr>
-        <w:t xml:space="preserve"> usamos</w:t>
+        <w:t>Para ingresar a la consola de un contenedor Ubuntu detenido usamos</w:t>
       </w:r>
     </w:p>
     <w:p>
@@ -3898,33 +3719,20 @@
     </w:p>
     <w:p>
       <w:pPr>
-        <w:spacing w:before="100" w:beforeAutospacing="1" w:after="100" w:afterAutospacing="1" w:line="240" w:lineRule="auto"/>
-        <w:outlineLvl w:val="3"/>
-        <w:rPr>
-          <w:rFonts w:ascii="Times New Roman" w:eastAsia="Times New Roman" w:hAnsi="Times New Roman" w:cs="Times New Roman"/>
-          <w:b/>
-          <w:bCs/>
-          <w:sz w:val="24"/>
-          <w:szCs w:val="24"/>
-        </w:rPr>
-      </w:pPr>
-      <w:r>
-        <w:rPr>
-          <w:rFonts w:ascii="Times New Roman" w:eastAsia="Times New Roman" w:hAnsi="Times New Roman" w:cs="Times New Roman"/>
-          <w:b/>
-          <w:bCs/>
-          <w:sz w:val="24"/>
-          <w:szCs w:val="24"/>
+        <w:pStyle w:val="Ttulo2"/>
+        <w:rPr>
+          <w:rFonts w:eastAsia="Times New Roman"/>
+        </w:rPr>
+      </w:pPr>
+      <w:r>
+        <w:rPr>
+          <w:rFonts w:eastAsia="Times New Roman"/>
         </w:rPr>
         <w:t>11</w:t>
       </w:r>
       <w:r>
         <w:rPr>
-          <w:rFonts w:ascii="Times New Roman" w:eastAsia="Times New Roman" w:hAnsi="Times New Roman" w:cs="Times New Roman"/>
-          <w:b/>
-          <w:bCs/>
-          <w:sz w:val="24"/>
-          <w:szCs w:val="24"/>
+          <w:rFonts w:eastAsia="Times New Roman"/>
         </w:rPr>
         <w:t>. Ejecutar comandos de Linux dentro del contenedor</w:t>
       </w:r>
@@ -4048,33 +3856,20 @@
     </w:p>
     <w:p>
       <w:pPr>
-        <w:spacing w:before="100" w:beforeAutospacing="1" w:after="100" w:afterAutospacing="1" w:line="240" w:lineRule="auto"/>
-        <w:outlineLvl w:val="3"/>
-        <w:rPr>
-          <w:rFonts w:ascii="Times New Roman" w:eastAsia="Times New Roman" w:hAnsi="Times New Roman" w:cs="Times New Roman"/>
-          <w:b/>
-          <w:bCs/>
-          <w:sz w:val="24"/>
-          <w:szCs w:val="24"/>
-        </w:rPr>
-      </w:pPr>
-      <w:r>
-        <w:rPr>
-          <w:rFonts w:ascii="Times New Roman" w:eastAsia="Times New Roman" w:hAnsi="Times New Roman" w:cs="Times New Roman"/>
-          <w:b/>
-          <w:bCs/>
-          <w:sz w:val="24"/>
-          <w:szCs w:val="24"/>
+        <w:pStyle w:val="Ttulo2"/>
+        <w:rPr>
+          <w:rFonts w:eastAsia="Times New Roman"/>
+        </w:rPr>
+      </w:pPr>
+      <w:r>
+        <w:rPr>
+          <w:rFonts w:eastAsia="Times New Roman"/>
         </w:rPr>
         <w:t>12</w:t>
       </w:r>
       <w:r>
         <w:rPr>
-          <w:rFonts w:ascii="Times New Roman" w:eastAsia="Times New Roman" w:hAnsi="Times New Roman" w:cs="Times New Roman"/>
-          <w:b/>
-          <w:bCs/>
-          <w:sz w:val="24"/>
-          <w:szCs w:val="24"/>
+          <w:rFonts w:eastAsia="Times New Roman"/>
         </w:rPr>
         <w:t>. Salir del contenedor</w:t>
       </w:r>
@@ -4143,33 +3938,20 @@
     </w:p>
     <w:p>
       <w:pPr>
-        <w:spacing w:before="100" w:beforeAutospacing="1" w:after="100" w:afterAutospacing="1" w:line="240" w:lineRule="auto"/>
-        <w:outlineLvl w:val="3"/>
-        <w:rPr>
-          <w:rFonts w:ascii="Times New Roman" w:eastAsia="Times New Roman" w:hAnsi="Times New Roman" w:cs="Times New Roman"/>
-          <w:b/>
-          <w:bCs/>
-          <w:sz w:val="24"/>
-          <w:szCs w:val="24"/>
-        </w:rPr>
-      </w:pPr>
-      <w:r>
-        <w:rPr>
-          <w:rFonts w:ascii="Times New Roman" w:eastAsia="Times New Roman" w:hAnsi="Times New Roman" w:cs="Times New Roman"/>
-          <w:b/>
-          <w:bCs/>
-          <w:sz w:val="24"/>
-          <w:szCs w:val="24"/>
+        <w:pStyle w:val="Ttulo2"/>
+        <w:rPr>
+          <w:rFonts w:eastAsia="Times New Roman"/>
+        </w:rPr>
+      </w:pPr>
+      <w:r>
+        <w:rPr>
+          <w:rFonts w:eastAsia="Times New Roman"/>
         </w:rPr>
         <w:t>13</w:t>
       </w:r>
       <w:r>
         <w:rPr>
-          <w:rFonts w:ascii="Times New Roman" w:eastAsia="Times New Roman" w:hAnsi="Times New Roman" w:cs="Times New Roman"/>
-          <w:b/>
-          <w:bCs/>
-          <w:sz w:val="24"/>
-          <w:szCs w:val="24"/>
+          <w:rFonts w:eastAsia="Times New Roman"/>
         </w:rPr>
         <w:t>. Listar todos los contenedores (incluidos los detenidos)</w:t>
       </w:r>
@@ -4277,34 +4059,21 @@
     </w:p>
     <w:p>
       <w:pPr>
-        <w:spacing w:before="100" w:beforeAutospacing="1" w:after="100" w:afterAutospacing="1" w:line="240" w:lineRule="auto"/>
-        <w:outlineLvl w:val="3"/>
-        <w:rPr>
-          <w:rFonts w:ascii="Times New Roman" w:eastAsia="Times New Roman" w:hAnsi="Times New Roman" w:cs="Times New Roman"/>
-          <w:b/>
-          <w:bCs/>
-          <w:sz w:val="24"/>
-          <w:szCs w:val="24"/>
-        </w:rPr>
-      </w:pPr>
-      <w:r>
-        <w:rPr>
-          <w:rFonts w:ascii="Times New Roman" w:eastAsia="Times New Roman" w:hAnsi="Times New Roman" w:cs="Times New Roman"/>
-          <w:b/>
-          <w:bCs/>
-          <w:sz w:val="24"/>
-          <w:szCs w:val="24"/>
+        <w:pStyle w:val="Ttulo2"/>
+        <w:rPr>
+          <w:rFonts w:eastAsia="Times New Roman"/>
+        </w:rPr>
+      </w:pPr>
+      <w:r>
+        <w:rPr>
+          <w:rFonts w:eastAsia="Times New Roman"/>
         </w:rPr>
         <w:lastRenderedPageBreak/>
         <w:t>14</w:t>
       </w:r>
       <w:r>
         <w:rPr>
-          <w:rFonts w:ascii="Times New Roman" w:eastAsia="Times New Roman" w:hAnsi="Times New Roman" w:cs="Times New Roman"/>
-          <w:b/>
-          <w:bCs/>
-          <w:sz w:val="24"/>
-          <w:szCs w:val="24"/>
+          <w:rFonts w:eastAsia="Times New Roman"/>
         </w:rPr>
         <w:t>. Eliminar el contenedor</w:t>
       </w:r>
@@ -4424,35 +4193,22 @@
     </w:p>
     <w:p>
       <w:pPr>
-        <w:spacing w:before="100" w:beforeAutospacing="1" w:after="100" w:afterAutospacing="1" w:line="240" w:lineRule="auto"/>
-        <w:outlineLvl w:val="3"/>
-        <w:rPr>
-          <w:rFonts w:ascii="Times New Roman" w:eastAsia="Times New Roman" w:hAnsi="Times New Roman" w:cs="Times New Roman"/>
-          <w:b/>
-          <w:bCs/>
-          <w:sz w:val="24"/>
-          <w:szCs w:val="24"/>
-          <w:lang w:val="en-US"/>
-        </w:rPr>
-      </w:pPr>
-      <w:r>
-        <w:rPr>
-          <w:rFonts w:ascii="Times New Roman" w:eastAsia="Times New Roman" w:hAnsi="Times New Roman" w:cs="Times New Roman"/>
-          <w:b/>
-          <w:bCs/>
-          <w:sz w:val="24"/>
-          <w:szCs w:val="24"/>
+        <w:pStyle w:val="Ttulo2"/>
+        <w:rPr>
+          <w:rFonts w:eastAsia="Times New Roman"/>
+          <w:lang w:val="en-US"/>
+        </w:rPr>
+      </w:pPr>
+      <w:r>
+        <w:rPr>
+          <w:rFonts w:eastAsia="Times New Roman"/>
           <w:lang w:val="en-US"/>
         </w:rPr>
         <w:t>15</w:t>
       </w:r>
       <w:r>
         <w:rPr>
-          <w:rFonts w:ascii="Times New Roman" w:eastAsia="Times New Roman" w:hAnsi="Times New Roman" w:cs="Times New Roman"/>
-          <w:b/>
-          <w:bCs/>
-          <w:sz w:val="24"/>
-          <w:szCs w:val="24"/>
+          <w:rFonts w:eastAsia="Times New Roman"/>
           <w:lang w:val="en-US"/>
         </w:rPr>
         <w:t xml:space="preserve">. </w:t>
@@ -4460,11 +4216,7 @@
       <w:proofErr w:type="spellStart"/>
       <w:r>
         <w:rPr>
-          <w:rFonts w:ascii="Times New Roman" w:eastAsia="Times New Roman" w:hAnsi="Times New Roman" w:cs="Times New Roman"/>
-          <w:b/>
-          <w:bCs/>
-          <w:sz w:val="24"/>
-          <w:szCs w:val="24"/>
+          <w:rFonts w:eastAsia="Times New Roman"/>
           <w:lang w:val="en-US"/>
         </w:rPr>
         <w:t>Eliminar</w:t>
@@ -4472,11 +4224,7 @@
       <w:proofErr w:type="spellEnd"/>
       <w:r>
         <w:rPr>
-          <w:rFonts w:ascii="Times New Roman" w:eastAsia="Times New Roman" w:hAnsi="Times New Roman" w:cs="Times New Roman"/>
-          <w:b/>
-          <w:bCs/>
-          <w:sz w:val="24"/>
-          <w:szCs w:val="24"/>
+          <w:rFonts w:eastAsia="Times New Roman"/>
           <w:lang w:val="en-US"/>
         </w:rPr>
         <w:t xml:space="preserve"> la </w:t>
@@ -4484,11 +4232,7 @@
       <w:proofErr w:type="spellStart"/>
       <w:r>
         <w:rPr>
-          <w:rFonts w:ascii="Times New Roman" w:eastAsia="Times New Roman" w:hAnsi="Times New Roman" w:cs="Times New Roman"/>
-          <w:b/>
-          <w:bCs/>
-          <w:sz w:val="24"/>
-          <w:szCs w:val="24"/>
+          <w:rFonts w:eastAsia="Times New Roman"/>
           <w:lang w:val="en-US"/>
         </w:rPr>
         <w:t>imagen</w:t>
@@ -4496,11 +4240,7 @@
       <w:proofErr w:type="spellEnd"/>
       <w:r>
         <w:rPr>
-          <w:rFonts w:ascii="Times New Roman" w:eastAsia="Times New Roman" w:hAnsi="Times New Roman" w:cs="Times New Roman"/>
-          <w:b/>
-          <w:bCs/>
-          <w:sz w:val="24"/>
-          <w:szCs w:val="24"/>
+          <w:rFonts w:eastAsia="Times New Roman"/>
           <w:lang w:val="en-US"/>
         </w:rPr>
         <w:t xml:space="preserve"> </w:t>
@@ -4508,11 +4248,7 @@
       <w:proofErr w:type="spellStart"/>
       <w:r>
         <w:rPr>
-          <w:rFonts w:ascii="Times New Roman" w:eastAsia="Times New Roman" w:hAnsi="Times New Roman" w:cs="Times New Roman"/>
-          <w:b/>
-          <w:bCs/>
-          <w:sz w:val="24"/>
-          <w:szCs w:val="24"/>
+          <w:rFonts w:eastAsia="Times New Roman"/>
           <w:lang w:val="en-US"/>
         </w:rPr>
         <w:t>descargada</w:t>
@@ -4637,33 +4373,20 @@
     </w:p>
     <w:p>
       <w:pPr>
-        <w:spacing w:before="100" w:beforeAutospacing="1" w:after="100" w:afterAutospacing="1" w:line="240" w:lineRule="auto"/>
-        <w:outlineLvl w:val="3"/>
-        <w:rPr>
-          <w:rFonts w:ascii="Times New Roman" w:eastAsia="Times New Roman" w:hAnsi="Times New Roman" w:cs="Times New Roman"/>
-          <w:b/>
-          <w:bCs/>
-          <w:sz w:val="24"/>
-          <w:szCs w:val="24"/>
-        </w:rPr>
-      </w:pPr>
-      <w:r>
-        <w:rPr>
-          <w:rFonts w:ascii="Times New Roman" w:eastAsia="Times New Roman" w:hAnsi="Times New Roman" w:cs="Times New Roman"/>
-          <w:b/>
-          <w:bCs/>
-          <w:sz w:val="24"/>
-          <w:szCs w:val="24"/>
+        <w:pStyle w:val="Ttulo2"/>
+        <w:rPr>
+          <w:rFonts w:eastAsia="Times New Roman"/>
+        </w:rPr>
+      </w:pPr>
+      <w:r>
+        <w:rPr>
+          <w:rFonts w:eastAsia="Times New Roman"/>
         </w:rPr>
         <w:t>16</w:t>
       </w:r>
       <w:r>
         <w:rPr>
-          <w:rFonts w:ascii="Times New Roman" w:eastAsia="Times New Roman" w:hAnsi="Times New Roman" w:cs="Times New Roman"/>
-          <w:b/>
-          <w:bCs/>
-          <w:sz w:val="24"/>
-          <w:szCs w:val="24"/>
+          <w:rFonts w:eastAsia="Times New Roman"/>
         </w:rPr>
         <w:t>. Ejecutar un contenedor de Ubuntu directamente</w:t>
       </w:r>
@@ -4791,96 +4514,79 @@
           <w:szCs w:val="24"/>
         </w:rPr>
       </w:pPr>
+      <w:r>
+        <w:rPr>
+          <w:rFonts w:ascii="Times New Roman" w:eastAsia="Times New Roman" w:hAnsi="Times New Roman" w:cs="Times New Roman"/>
+          <w:sz w:val="24"/>
+          <w:szCs w:val="24"/>
+        </w:rPr>
+        <w:t xml:space="preserve">Este comando inicia un nuevo contenedor de Ubuntu y te lleva directamente al </w:t>
+      </w:r>
+      <w:proofErr w:type="spellStart"/>
+      <w:r>
+        <w:rPr>
+          <w:rFonts w:ascii="Times New Roman" w:eastAsia="Times New Roman" w:hAnsi="Times New Roman" w:cs="Times New Roman"/>
+          <w:sz w:val="24"/>
+          <w:szCs w:val="24"/>
+        </w:rPr>
+        <w:t>shell</w:t>
+      </w:r>
+      <w:proofErr w:type="spellEnd"/>
+      <w:r>
+        <w:rPr>
+          <w:rFonts w:ascii="Times New Roman" w:eastAsia="Times New Roman" w:hAnsi="Times New Roman" w:cs="Times New Roman"/>
+          <w:sz w:val="24"/>
+          <w:szCs w:val="24"/>
+        </w:rPr>
+        <w:t xml:space="preserve"> interactivo de </w:t>
+      </w:r>
+      <w:proofErr w:type="spellStart"/>
+      <w:r>
+        <w:rPr>
+          <w:rFonts w:ascii="Courier New" w:eastAsia="Times New Roman" w:hAnsi="Courier New" w:cs="Courier New"/>
+          <w:sz w:val="20"/>
+          <w:szCs w:val="20"/>
+        </w:rPr>
+        <w:t>bash</w:t>
+      </w:r>
+      <w:proofErr w:type="spellEnd"/>
+      <w:r>
+        <w:rPr>
+          <w:rFonts w:ascii="Times New Roman" w:eastAsia="Times New Roman" w:hAnsi="Times New Roman" w:cs="Times New Roman"/>
+          <w:sz w:val="24"/>
+          <w:szCs w:val="24"/>
+        </w:rPr>
+        <w:t>.</w:t>
+      </w:r>
+    </w:p>
+    <w:p>
+      <w:pPr>
+        <w:pStyle w:val="Ttulo2"/>
+        <w:rPr>
+          <w:rFonts w:eastAsia="Times New Roman"/>
+        </w:rPr>
+      </w:pPr>
       <w:bookmarkStart w:id="0" w:name="_GoBack"/>
       <w:r>
         <w:rPr>
-          <w:rFonts w:ascii="Times New Roman" w:eastAsia="Times New Roman" w:hAnsi="Times New Roman" w:cs="Times New Roman"/>
-          <w:sz w:val="24"/>
-          <w:szCs w:val="24"/>
-        </w:rPr>
-        <w:t xml:space="preserve">Este comando inicia un nuevo contenedor de Ubuntu y te lleva directamente al </w:t>
-      </w:r>
-      <w:proofErr w:type="spellStart"/>
-      <w:r>
-        <w:rPr>
-          <w:rFonts w:ascii="Times New Roman" w:eastAsia="Times New Roman" w:hAnsi="Times New Roman" w:cs="Times New Roman"/>
-          <w:sz w:val="24"/>
-          <w:szCs w:val="24"/>
-        </w:rPr>
-        <w:t>shell</w:t>
-      </w:r>
-      <w:proofErr w:type="spellEnd"/>
-      <w:r>
-        <w:rPr>
-          <w:rFonts w:ascii="Times New Roman" w:eastAsia="Times New Roman" w:hAnsi="Times New Roman" w:cs="Times New Roman"/>
-          <w:sz w:val="24"/>
-          <w:szCs w:val="24"/>
-        </w:rPr>
-        <w:t xml:space="preserve"> interactivo de </w:t>
-      </w:r>
-      <w:proofErr w:type="spellStart"/>
-      <w:r>
-        <w:rPr>
-          <w:rFonts w:ascii="Courier New" w:eastAsia="Times New Roman" w:hAnsi="Courier New" w:cs="Courier New"/>
-          <w:sz w:val="20"/>
-          <w:szCs w:val="20"/>
-        </w:rPr>
-        <w:t>bash</w:t>
-      </w:r>
-      <w:proofErr w:type="spellEnd"/>
-      <w:r>
-        <w:rPr>
-          <w:rFonts w:ascii="Times New Roman" w:eastAsia="Times New Roman" w:hAnsi="Times New Roman" w:cs="Times New Roman"/>
-          <w:sz w:val="24"/>
-          <w:szCs w:val="24"/>
-        </w:rPr>
-        <w:t>.</w:t>
+          <w:rFonts w:eastAsia="Times New Roman"/>
+        </w:rPr>
+        <w:t>1</w:t>
+      </w:r>
+      <w:r>
+        <w:rPr>
+          <w:rFonts w:eastAsia="Times New Roman"/>
+        </w:rPr>
+        <w:t>7</w:t>
+      </w:r>
+      <w:r>
+        <w:rPr>
+          <w:rFonts w:eastAsia="Times New Roman"/>
+        </w:rPr>
+        <w:t>. Borrar contenedores e imágenes creadas</w:t>
       </w:r>
     </w:p>
     <w:bookmarkEnd w:id="0"/>
-    <w:p>
-      <w:pPr>
-        <w:spacing w:before="100" w:beforeAutospacing="1" w:after="100" w:afterAutospacing="1" w:line="240" w:lineRule="auto"/>
-        <w:outlineLvl w:val="3"/>
-        <w:rPr>
-          <w:rFonts w:ascii="Times New Roman" w:eastAsia="Times New Roman" w:hAnsi="Times New Roman" w:cs="Times New Roman"/>
-          <w:b/>
-          <w:bCs/>
-          <w:sz w:val="24"/>
-          <w:szCs w:val="24"/>
-        </w:rPr>
-      </w:pPr>
-      <w:r>
-        <w:rPr>
-          <w:rFonts w:ascii="Times New Roman" w:eastAsia="Times New Roman" w:hAnsi="Times New Roman" w:cs="Times New Roman"/>
-          <w:b/>
-          <w:bCs/>
-          <w:sz w:val="24"/>
-          <w:szCs w:val="24"/>
-        </w:rPr>
-        <w:t>1</w:t>
-      </w:r>
-      <w:r>
-        <w:rPr>
-          <w:rFonts w:ascii="Times New Roman" w:eastAsia="Times New Roman" w:hAnsi="Times New Roman" w:cs="Times New Roman"/>
-          <w:b/>
-          <w:bCs/>
-          <w:sz w:val="24"/>
-          <w:szCs w:val="24"/>
-        </w:rPr>
-        <w:t>7</w:t>
-      </w:r>
-      <w:r>
-        <w:rPr>
-          <w:rFonts w:ascii="Times New Roman" w:eastAsia="Times New Roman" w:hAnsi="Times New Roman" w:cs="Times New Roman"/>
-          <w:b/>
-          <w:bCs/>
-          <w:sz w:val="24"/>
-          <w:szCs w:val="24"/>
-        </w:rPr>
-        <w:t>. Borrar contenedores e imágenes creadas</w:t>
-      </w:r>
-    </w:p>
     <w:p>
       <w:pPr>
         <w:spacing w:before="100" w:beforeAutospacing="1" w:after="100" w:afterAutospacing="1" w:line="240" w:lineRule="auto"/>
@@ -4949,16 +4655,14 @@
           <w:rFonts w:ascii="Courier New" w:eastAsia="Times New Roman" w:hAnsi="Courier New" w:cs="Courier New"/>
           <w:sz w:val="20"/>
           <w:szCs w:val="20"/>
-          <w:lang w:val="en-US"/>
-        </w:rPr>
-      </w:pPr>
-      <w:proofErr w:type="spellStart"/>
-      <w:r>
-        <w:rPr>
-          <w:rFonts w:ascii="Courier New" w:eastAsia="Times New Roman" w:hAnsi="Courier New" w:cs="Courier New"/>
-          <w:sz w:val="20"/>
-          <w:szCs w:val="20"/>
-          <w:lang w:val="en-US"/>
+        </w:rPr>
+      </w:pPr>
+      <w:proofErr w:type="spellStart"/>
+      <w:r>
+        <w:rPr>
+          <w:rFonts w:ascii="Courier New" w:eastAsia="Times New Roman" w:hAnsi="Courier New" w:cs="Courier New"/>
+          <w:sz w:val="20"/>
+          <w:szCs w:val="20"/>
         </w:rPr>
         <w:t>docker</w:t>
       </w:r>
@@ -4968,10 +4672,37 @@
           <w:rFonts w:ascii="Courier New" w:eastAsia="Times New Roman" w:hAnsi="Courier New" w:cs="Courier New"/>
           <w:sz w:val="20"/>
           <w:szCs w:val="20"/>
-          <w:lang w:val="en-US"/>
-        </w:rPr>
-        <w:t xml:space="preserve"> container prune</w:t>
-      </w:r>
+        </w:rPr>
+        <w:t xml:space="preserve"> </w:t>
+      </w:r>
+      <w:proofErr w:type="spellStart"/>
+      <w:r>
+        <w:rPr>
+          <w:rFonts w:ascii="Courier New" w:eastAsia="Times New Roman" w:hAnsi="Courier New" w:cs="Courier New"/>
+          <w:sz w:val="20"/>
+          <w:szCs w:val="20"/>
+        </w:rPr>
+        <w:t>container</w:t>
+      </w:r>
+      <w:proofErr w:type="spellEnd"/>
+      <w:r>
+        <w:rPr>
+          <w:rFonts w:ascii="Courier New" w:eastAsia="Times New Roman" w:hAnsi="Courier New" w:cs="Courier New"/>
+          <w:sz w:val="20"/>
+          <w:szCs w:val="20"/>
+        </w:rPr>
+        <w:t xml:space="preserve"> </w:t>
+      </w:r>
+      <w:proofErr w:type="spellStart"/>
+      <w:r>
+        <w:rPr>
+          <w:rFonts w:ascii="Courier New" w:eastAsia="Times New Roman" w:hAnsi="Courier New" w:cs="Courier New"/>
+          <w:sz w:val="20"/>
+          <w:szCs w:val="20"/>
+        </w:rPr>
+        <w:t>prune</w:t>
+      </w:r>
+      <w:proofErr w:type="spellEnd"/>
     </w:p>
     <w:p>
       <w:pPr>
